--- a/ru/discovery-articles/2.8 Термодинамика.docx
+++ b/ru/discovery-articles/2.8 Термодинамика.docx
@@ -4,115 +4,85 @@
   <w:body>
     <w:p>
       <w:pPr>
-        <w:spacing w:before="0" w:after="80"/>
+        <w:pStyle w:val="Title"/>
+        <w:widowControl/>
       </w:pPr>
       <w:r>
-        <w:rPr>
-          <w:rFonts w:ascii="Calibri" w:hAnsi="Calibri" w:cs="Calibri"/>
-          <w:b/>
-          <w:color w:val="2E74B5"/>
-          <w:sz w:val="20"/>
-        </w:rPr>
-        <w:t>2. Знания, наука и измерения</w:t>
+        <w:t>2.8 Термодинамика</w:t>
       </w:r>
     </w:p>
     <w:p>
       <w:pPr>
         <w:keepNext/>
-        <w:spacing w:before="0" w:after="120"/>
+        <w:widowControl/>
       </w:pPr>
       <w:r>
         <w:rPr>
-          <w:rFonts w:ascii="Calibri" w:hAnsi="Calibri" w:cs="Calibri"/>
-          <w:b/>
-          <w:color w:val="0B2545"/>
-          <w:sz w:val="48"/>
+          <w:sz w:val="20"/>
         </w:rPr>
-        <w:t>2.8 Термодинамика</w:t>
+        <w:t>2. Познание, наука и измерения</w:t>
       </w:r>
     </w:p>
     <w:p>
       <w:pPr>
-        <w:spacing w:before="0" w:after="200" w:line="276" w:lineRule="auto"/>
+        <w:keepNext/>
+        <w:widowControl/>
       </w:pPr>
       <w:r>
         <w:rPr>
-          <w:rFonts w:ascii="Calibri" w:hAnsi="Calibri" w:cs="Calibri"/>
-          <w:i/>
-          <w:color w:val="666666"/>
-          <w:sz w:val="21"/>
+          <w:sz w:val="20"/>
         </w:rPr>
-        <w:t>Период: XIX век — Карно, Джоуль, Клаузиус, Кельвин и Больцман; истоки — в мастерских паровых машин | Ключевые фигуры: Сади Карно; Джеймс Джоуль; Рудольф Клаузиус; Уильям Томсон (Кельвин); Людвиг Больцман</w:t>
+        <w:t>Период: XIX век — Карно, Джоуль, Клаузиус, Кельвин и Больцман; истоки в мастерских паровых машин | Основные участники: Сади Карно, Джеймс Джоуль, Рудольф Клаузиус, Уильям Томсон, лорд Кельвин, Людвиг Больцман</w:t>
       </w:r>
     </w:p>
     <w:p>
       <w:pPr>
-        <w:spacing w:before="0" w:after="200" w:line="300" w:lineRule="auto"/>
+        <w:widowControl/>
       </w:pPr>
       <w:r>
-        <w:rPr>
-          <w:rFonts w:ascii="Calibri" w:hAnsi="Calibri" w:cs="Calibri"/>
-          <w:color w:val="0B2545"/>
-          <w:sz w:val="23"/>
-        </w:rPr>
-        <w:t>Термодинамика изучает теплоту, работу и энергию, а также непреодолимые ограничения при превращении одного в другое. Она объясняет, почему двигатели неизбежно теряют часть тепла, холодильнику нужна энергия, а вечный источник бесплатной работы невозможен.</w:t>
+        <w:t>Термодинамика изучает теплоту, работу и энергию, а также строгие пределы их превращений. Она объясняет, почему двигатель теряет часть тепла, холодильнику нужно питание, а идеальная машина с бесконечной бесплатной энергией невозможна.</w:t>
       </w:r>
     </w:p>
     <w:p>
       <w:pPr>
         <w:pStyle w:val="Heading1"/>
+        <w:widowControl/>
       </w:pPr>
       <w:r>
-        <w:t>Ключевые факты</w:t>
+        <w:t>Кратко о главном</w:t>
       </w:r>
     </w:p>
     <w:p>
       <w:pPr>
-        <w:keepLines/>
-        <w:spacing w:after="80" w:line="300" w:lineRule="auto"/>
-        <w:numPr>
-          <w:ilvl w:val="0"/>
-          <w:numId w:val="10"/>
-        </w:numPr>
+        <w:pStyle w:val="ListBullet"/>
+        <w:widowControl/>
       </w:pPr>
       <w:r>
-        <w:t>Сади Карно поставил вопрос о предельной эффективности превращения теплоты в полезную работу в тепловом двигателе.</w:t>
+        <w:t>Сади Карно исследовал, насколько эффективно тепловая машина может превращать теплоту в полезное движение.</w:t>
       </w:r>
     </w:p>
     <w:p>
       <w:pPr>
-        <w:keepLines/>
-        <w:spacing w:after="80" w:line="300" w:lineRule="auto"/>
-        <w:numPr>
-          <w:ilvl w:val="0"/>
-          <w:numId w:val="10"/>
-        </w:numPr>
+        <w:pStyle w:val="ListBullet"/>
+        <w:widowControl/>
       </w:pPr>
       <w:r>
-        <w:t>Джеймс Джоуль помог доказать, что теплота — форма энергии, а не особая таинственная жидкость.</w:t>
+        <w:t>Джеймс Джоуль помог показать, что теплота связана с энергией, а не с таинственной жидкостью.</w:t>
       </w:r>
     </w:p>
     <w:p>
       <w:pPr>
-        <w:keepLines/>
-        <w:spacing w:after="80" w:line="300" w:lineRule="auto"/>
-        <w:numPr>
-          <w:ilvl w:val="0"/>
-          <w:numId w:val="10"/>
-        </w:numPr>
+        <w:pStyle w:val="ListBullet"/>
+        <w:widowControl/>
       </w:pPr>
       <w:r>
-        <w:t>Клаузиус и Кельвин сформулировали основные законы термодинамики, включая принцип возрастания энтропии.</w:t>
+        <w:t>Клаузиус и Кельвин сформулировали основные законы, включая рост энтропии, которую здесь упрощённо связывают с беспорядком и необратимостью.</w:t>
       </w:r>
     </w:p>
     <w:p>
       <w:pPr>
-        <w:keepLines/>
-        <w:spacing w:after="80" w:line="300" w:lineRule="auto"/>
-        <w:numPr>
-          <w:ilvl w:val="0"/>
-          <w:numId w:val="10"/>
-        </w:numPr>
+        <w:pStyle w:val="ListBullet"/>
+        <w:widowControl/>
       </w:pPr>
       <w:r>
         <w:t>Больцман связал температуру с непрерывным движением мельчайших частиц.</w:t>
@@ -120,20 +90,17 @@
     </w:p>
     <w:p>
       <w:pPr>
-        <w:keepLines/>
-        <w:spacing w:after="80" w:line="300" w:lineRule="auto"/>
-        <w:numPr>
-          <w:ilvl w:val="0"/>
-          <w:numId w:val="10"/>
-        </w:numPr>
+        <w:pStyle w:val="ListBullet"/>
+        <w:widowControl/>
       </w:pPr>
       <w:r>
-        <w:t>Эти же законы определяют работу электростанций, автомобильных двигателей, холодильников и погодных моделей.</w:t>
+        <w:t>Те же правила применяются к электростанциям, автомобильным двигателям, холодильникам и моделям погоды.</w:t>
       </w:r>
     </w:p>
     <w:p>
       <w:pPr>
         <w:pStyle w:val="Heading1"/>
+        <w:widowControl/>
       </w:pPr>
       <w:r>
         <w:t>Что это такое</w:t>
@@ -141,143 +108,101 @@
     </w:p>
     <w:p>
       <w:pPr>
-        <w:keepLines w:val="0"/>
+        <w:widowControl/>
       </w:pPr>
       <w:r>
-        <w:t>Термодинамика — наука о превращениях энергии. Она рассматривает, что происходит при нагревании тела, движении поршня или охлаждении комнаты. Теплота — это энергия, передаваемая из-за разности температур, а работа — передача энергии при движении или подъёме тела.</w:t>
-      </w:r>
-    </w:p>
-    <w:p>
-      <w:pPr>
-        <w:keepLines w:val="0"/>
-      </w:pPr>
-      <w:r>
-        <w:t>Чайник накапливает тепловую энергию, велосипед превращает усилие в движение, и для обоих действует общий свод правил. Законы термодинамики утверждают, что энергия не возникает из ничего, при реальных превращениях часть её рассеивается в менее доступной форме, а достичь абсолютного нуля конечным числом обычных процессов невозможно.</w:t>
+        <w:t>Термодинамика исследует движение и превращение энергии: что происходит при нагреве, перемещении поршня или охлаждении комнаты. Теплота — энергия, передаваемая из-за разности температур. Работа связана, например, с перемещением или подъёмом тела. Чайник накапливает энергию при нагреве, а велосипед превращает усилие в движение; к обоим применимы общие правила. Они говорят, что энергия не возникает из ничего, часть её переходит в менее пригодные для использования формы, а абсолютный нуль температуры нельзя достичь обычной последовательностью шагов.</w:t>
       </w:r>
     </w:p>
     <w:p>
       <w:pPr>
         <w:pStyle w:val="Heading1"/>
+        <w:widowControl/>
       </w:pPr>
       <w:r>
-        <w:t>Кто это открыл или изобрёл</w:t>
+        <w:t>Кто открыл или изобрёл</w:t>
       </w:r>
     </w:p>
     <w:p>
       <w:pPr>
-        <w:keepLines w:val="0"/>
+        <w:widowControl/>
       </w:pPr>
       <w:r>
-        <w:t>У термодинамики нет единственного создателя. Задачи поставили инженеры паровых машин. Сади Карно рассуждал об идеальных двигателях, Джеймс Джоуль измерял превращение механической работы в теплоту, а Рудольф Клаузиус ввёл понятие энтропии.</w:t>
-      </w:r>
-    </w:p>
-    <w:p>
-      <w:pPr>
-        <w:keepLines w:val="0"/>
-      </w:pPr>
-      <w:r>
-        <w:t>Уильям Томсон, лорд Кельвин, участвовал в создании абсолютной температурной шкалы. Людвиг Больцман объяснил теплоту движением молекул. Эту область сообща строили мастерские, лаборатории и учебные аудитории.</w:t>
+        <w:t>Термодинамику создал не один человек. Инженеры паровых машин ставили практические вопросы. Сади Карно рассуждал об идеальных двигателях, Джеймс Джоуль измерял превращение механической работы в теплоту, Рудольф Клаузиус ввёл понятие энтропии. Уильям Томсон, лорд Кельвин, участвовал в создании абсолютной температурной шкалы, а Людвиг Больцман объяснял тепловые явления движением молекул. Направление совместно формировалось в мастерских, лабораториях и учебных аудиториях.</w:t>
       </w:r>
     </w:p>
     <w:p>
       <w:pPr>
         <w:pStyle w:val="Heading1"/>
+        <w:widowControl/>
       </w:pPr>
       <w:r>
-        <w:t>Когда и как это появилось</w:t>
+        <w:t>Когда и как появилось</w:t>
       </w:r>
     </w:p>
     <w:p>
       <w:pPr>
-        <w:keepLines w:val="0"/>
+        <w:widowControl/>
       </w:pPr>
       <w:r>
-        <w:t>В начале XIX века паровые машины уже меняли фабрики и суда, хотя природа теплоты оставалась предметом споров. Идеи Карно выросли непосредственно из этого промышленного мира. К середине века эксперименты и точные определения привели к первому и второму началам термодинамики.</w:t>
-      </w:r>
-    </w:p>
-    <w:p>
-      <w:pPr>
-        <w:keepLines w:val="0"/>
-      </w:pPr>
-      <w:r>
-        <w:t>Позднее статистические методы углубили картину. К XX веку единый энергетический баланс преподавали во всех инженерных школах. Практика догоняла теорию, а теория — грохочущие паровые котлы.</w:t>
+        <w:t>В начале XIX века паровые машины уже меняли фабрики и судоходство, но природа теплоты оставалась предметом споров. Из этого промышленного мира выросли идеи Карно. Опыты середины века и точные определения привели к первому и второму началам термодинамики. Позднее статистический подход углубил картину. К XX веку общий энергетический баланс преподавали во всех инженерных школах. Практика и теория поочерёдно помогали друг другу понять работу всё более мощных котлов.</w:t>
       </w:r>
     </w:p>
     <w:p>
       <w:pPr>
         <w:pStyle w:val="Heading1"/>
+        <w:widowControl/>
       </w:pPr>
       <w:r>
-        <w:t>Научное значение</w:t>
+        <w:t>Значение для науки</w:t>
       </w:r>
     </w:p>
     <w:p>
       <w:pPr>
-        <w:keepLines w:val="0"/>
+        <w:widowControl/>
       </w:pPr>
       <w:r>
-        <w:t>До появления термодинамики теплоту нередко представляли как неопределённую жидкость — теплород. Новые законы превратили опыт кочегаров и машинистов в величины, которые можно измерять, сопоставлять и преподавать.</w:t>
-      </w:r>
-    </w:p>
-    <w:p>
-      <w:pPr>
-        <w:keepLines w:val="0"/>
-      </w:pPr>
-      <w:r>
-        <w:t>Энтропия показывает, насколько энергия рассеивается и становится менее пригодной для совершения работы; она объясняет необратимость процессов, например смешивания чернил с водой. Температура оказалась связана с движением частиц. Химия, физика и инженерия получили общий язык энергии, на котором можно сопоставлять двигатели, реакции и даже климатический энергетический баланс.</w:t>
+        <w:t>До термодинамики теплоту часто представляли как особую жидкость — теплород. Новые законы превратили интуицию мастеров печного дела в сопоставимые числа. Энтропия, в доступном объяснении характеризующая рассеяние энергии и снижение её пригодности к работе, помогла понять направленность процессов — например, смешивания чернил с водой. Температуру связали с движением частиц. Химия, физика и инженерия получили общий язык энергии, позволивший сравнивать двигатели, реакции и позднее энергетический баланс климата.</w:t>
       </w:r>
     </w:p>
     <w:p>
       <w:pPr>
         <w:pStyle w:val="Heading1"/>
+        <w:widowControl/>
       </w:pPr>
       <w:r>
-        <w:t>Влияние на последующее развитие</w:t>
+        <w:t>Влияние на дальнейшее развитие</w:t>
       </w:r>
     </w:p>
     <w:p>
       <w:pPr>
-        <w:keepLines w:val="0"/>
+        <w:widowControl/>
       </w:pPr>
       <w:r>
-        <w:t>Электростанции, реактивные двигатели и бытовые холодильники проектируются как термодинамические машины. Маркировка энергоэффективности и коэффициенты тепловых насосов восходят к открытиям XIX века. Понятие энтропии перешло также в теорию информации и химию.</w:t>
-      </w:r>
-    </w:p>
-    <w:p>
-      <w:pPr>
-        <w:keepLines w:val="0"/>
-      </w:pPr>
-      <w:r>
-        <w:t>Климатология и материаловедение по-прежнему учитывают потоки энергии по тому же балансу. Какие бы материалы ни появились, предел Карно напоминает: природа не позволит бесконечно получать бесплатную работу от одного горячего источника.</w:t>
+        <w:t>Электростанции, реактивные двигатели и бытовые холодильники проектируют как термодинамические системы. Показатели эффективности и характеристики тепловых насосов продолжают идеи XIX века. Информатика и химия заимствовали язык энтропии. Исследования климата и материалов учитывают потоки энергии по тем же правилам. Даже с новыми материалами ограничения типа предела Карно сохраняются: один горячий резервуар не даёт бесконечной бесплатной работы.</w:t>
       </w:r>
     </w:p>
     <w:p>
       <w:pPr>
         <w:pStyle w:val="Heading1"/>
+        <w:widowControl/>
       </w:pPr>
       <w:r>
-        <w:t>Как это изменило жизнь людей</w:t>
+        <w:t>Как изменило жизнь людей</w:t>
       </w:r>
     </w:p>
     <w:p>
       <w:pPr>
-        <w:keepLines w:val="0"/>
+        <w:widowControl/>
       </w:pPr>
       <w:r>
-        <w:t>Дешёвая механическая энергия и искусственный холод изменили труд, питание и домашний быт. Понимание физических ограничений защищает и от обещаний вечного двигателя, которые отнимают деньги и надежду.</w:t>
-      </w:r>
-    </w:p>
-    <w:p>
-      <w:pPr>
-        <w:keepLines w:val="0"/>
-      </w:pPr>
-      <w:r>
-        <w:t>Но растущий спрос на энергию принёс фабричный жар, смог, а позднее и тревогу из-за изменения климата. В повседневности термодинамика объясняет, почему гудит холодильник, автомобилю нужно топливо, а теплоизоляция экономит деньги. Она превратила энергию из тайны мастерской в общественный вопрос.</w:t>
+        <w:t>Дешёвая механическая энергия и холодильное хранение изменили труд, питание и быт. Понимание ограничений помогало не тратить средства и надежды на вечные двигатели. Возросшая потребность в энергии принесла фабричный жар, смог и позднее тревогу за климат. В повседневности термодинамика объясняет гул холодильника, потребность автомобиля в топливе и пользу теплоизоляции. Энергия стала общественным вопросом, а не только секретом мастерской.</w:t>
       </w:r>
     </w:p>
     <w:p>
       <w:pPr>
         <w:pStyle w:val="Heading1"/>
+        <w:widowControl/>
       </w:pPr>
       <w:r>
         <w:t>Источники и литература</w:t>
@@ -286,166 +211,173 @@
     <w:p>
       <w:pPr>
         <w:pStyle w:val="Heading2"/>
+        <w:widowControl/>
       </w:pPr>
       <w:r>
-        <w:t>A. Книги и основные научные труды</w:t>
+        <w:rPr>
+          <w:sz w:val="20"/>
+        </w:rPr>
+        <w:t>Книги и основные научные труды</w:t>
       </w:r>
     </w:p>
     <w:p>
       <w:pPr>
-        <w:keepLines/>
-        <w:spacing w:after="80" w:line="300" w:lineRule="auto"/>
-        <w:numPr>
-          <w:ilvl w:val="0"/>
-          <w:numId w:val="11"/>
-        </w:numPr>
+        <w:widowControl/>
       </w:pPr>
       <w:r>
-        <w:t>Cardwell, D. S. L. From Watt to Clausius: The Rise of Thermodynamics in the Early Industrial Age. Ithaca: Cornell University Press, 1971.</w:t>
+        <w:rPr>
+          <w:sz w:val="20"/>
+        </w:rPr>
+        <w:t>1. Cardwell, D. S. L. From Watt to Clausius: The Rise of Thermodynamics in the Early Industrial Age. Ithaca: Cornell University Press, 1971.</w:t>
       </w:r>
     </w:p>
     <w:p>
       <w:pPr>
-        <w:keepLines/>
-        <w:spacing w:after="80" w:line="300" w:lineRule="auto"/>
-        <w:numPr>
-          <w:ilvl w:val="0"/>
-          <w:numId w:val="11"/>
-        </w:numPr>
+        <w:widowControl/>
       </w:pPr>
       <w:r>
-        <w:t>Atkins, Peter. The Laws of Thermodynamics: A Very Short Introduction. Oxford: Oxford University Press, 2010.</w:t>
+        <w:rPr>
+          <w:sz w:val="20"/>
+        </w:rPr>
+        <w:t>2. Atkins, Peter. The Laws of Thermodynamics: A Very Short Introduction. Oxford: Oxford University Press, 2010.</w:t>
       </w:r>
     </w:p>
     <w:p>
       <w:pPr>
         <w:pStyle w:val="Heading2"/>
+        <w:widowControl/>
       </w:pPr>
       <w:r>
-        <w:t>C. Материалы научных учреждений и энциклопедий</w:t>
+        <w:rPr>
+          <w:sz w:val="20"/>
+        </w:rPr>
+        <w:t>Материалы организаций и энциклопедии</w:t>
       </w:r>
     </w:p>
     <w:p>
       <w:pPr>
-        <w:keepLines/>
-        <w:spacing w:after="80" w:line="300" w:lineRule="auto"/>
-        <w:numPr>
-          <w:ilvl w:val="0"/>
-          <w:numId w:val="12"/>
-        </w:numPr>
+        <w:widowControl/>
       </w:pPr>
       <w:r>
-        <w:t>Encyclopaedia Britannica. «Thermodynamics».</w:t>
+        <w:rPr>
+          <w:sz w:val="20"/>
+        </w:rPr>
+        <w:t xml:space="preserve">1. Encyclopaedia Britannica. 'Thermodynamics.' </w:t>
       </w:r>
+      <w:hyperlink r:id="rId9">
+        <w:r>
+          <w:rPr>
+            <w:sz w:val="20"/>
+          </w:rPr>
+          <w:t>https://www.britannica.com/science/thermodynamics</w:t>
+        </w:r>
+      </w:hyperlink>
       <w:r>
-        <w:t xml:space="preserve"> </w:t>
+        <w:rPr>
+          <w:sz w:val="20"/>
+        </w:rPr>
+      </w:r>
+    </w:p>
+    <w:p>
+      <w:pPr>
+        <w:widowControl/>
+      </w:pPr>
+      <w:r>
+        <w:rPr>
+          <w:sz w:val="20"/>
+        </w:rPr>
+        <w:t xml:space="preserve">2. Encyclopaedia Britannica. 'Entropy.' </w:t>
+      </w:r>
+      <w:hyperlink r:id="rId10">
+        <w:r>
+          <w:rPr>
+            <w:sz w:val="20"/>
+          </w:rPr>
+          <w:t>https://www.britannica.com/science/entropy-physics</w:t>
+        </w:r>
+      </w:hyperlink>
+      <w:r>
+        <w:rPr>
+          <w:sz w:val="20"/>
+        </w:rPr>
+      </w:r>
+    </w:p>
+    <w:p>
+      <w:pPr>
+        <w:pStyle w:val="Heading2"/>
+        <w:widowControl/>
+      </w:pPr>
+      <w:r>
+        <w:rPr>
+          <w:sz w:val="20"/>
+        </w:rPr>
+        <w:t>Материалы музеев, архивов и библиотек</w:t>
+      </w:r>
+    </w:p>
+    <w:p>
+      <w:pPr>
+        <w:widowControl/>
+      </w:pPr>
+      <w:r>
+        <w:rPr>
+          <w:sz w:val="20"/>
+        </w:rPr>
+        <w:t xml:space="preserve">1. Science Museum (London). Energy, engines, and industrial power collections. </w:t>
       </w:r>
       <w:hyperlink r:id="rId11">
         <w:r>
           <w:rPr>
-            <w:color w:val="0563C1"/>
-            <w:u w:val="single"/>
+            <w:sz w:val="20"/>
           </w:rPr>
-          <w:t>https://www.britannica.com/science/thermodynamics</w:t>
+          <w:t>https://www.sciencemuseum.org.uk/objects-and-stories</w:t>
         </w:r>
       </w:hyperlink>
+      <w:r>
+        <w:rPr>
+          <w:sz w:val="20"/>
+        </w:rPr>
+      </w:r>
     </w:p>
     <w:p>
       <w:pPr>
-        <w:keepLines/>
-        <w:spacing w:after="80" w:line="300" w:lineRule="auto"/>
-        <w:numPr>
-          <w:ilvl w:val="0"/>
-          <w:numId w:val="12"/>
-        </w:numPr>
+        <w:pStyle w:val="Heading2"/>
+        <w:widowControl/>
       </w:pPr>
       <w:r>
-        <w:t>Encyclopaedia Britannica. «Entropy».</w:t>
+        <w:rPr>
+          <w:sz w:val="20"/>
+        </w:rPr>
+        <w:t>Космические агентства, лаборатории и научные организации</w:t>
       </w:r>
+    </w:p>
+    <w:p>
+      <w:pPr>
+        <w:widowControl/>
+      </w:pPr>
       <w:r>
-        <w:t xml:space="preserve"> </w:t>
+        <w:rPr>
+          <w:sz w:val="20"/>
+        </w:rPr>
+        <w:t xml:space="preserve">1. American Physical Society. Physics history resources on thermodynamics and related milestones. </w:t>
       </w:r>
       <w:hyperlink r:id="rId12">
         <w:r>
           <w:rPr>
-            <w:color w:val="0563C1"/>
-            <w:u w:val="single"/>
-          </w:rPr>
-          <w:t>https://www.britannica.com/science/entropy-physics</w:t>
-        </w:r>
-      </w:hyperlink>
-    </w:p>
-    <w:p>
-      <w:pPr>
-        <w:pStyle w:val="Heading2"/>
-      </w:pPr>
-      <w:r>
-        <w:t>D. Материалы музеев, архивов и библиотек</w:t>
-      </w:r>
-    </w:p>
-    <w:p>
-      <w:pPr>
-        <w:keepLines/>
-        <w:spacing w:after="80" w:line="300" w:lineRule="auto"/>
-        <w:numPr>
-          <w:ilvl w:val="0"/>
-          <w:numId w:val="13"/>
-        </w:numPr>
-      </w:pPr>
-      <w:r>
-        <w:t>Science Museum, Лондон. Коллекции по истории энергии, двигателей и промышленной энергетики.</w:t>
-      </w:r>
-      <w:r>
-        <w:t xml:space="preserve"> </w:t>
-      </w:r>
-      <w:hyperlink r:id="rId13">
-        <w:r>
-          <w:rPr>
-            <w:color w:val="0563C1"/>
-            <w:u w:val="single"/>
-          </w:rPr>
-          <w:t>https://www.sciencemuseum.org.uk/objects-and-stories</w:t>
-        </w:r>
-      </w:hyperlink>
-    </w:p>
-    <w:p>
-      <w:pPr>
-        <w:pStyle w:val="Heading2"/>
-      </w:pPr>
-      <w:r>
-        <w:t>G. Космические агентства, лаборатории и научные организации</w:t>
-      </w:r>
-    </w:p>
-    <w:p>
-      <w:pPr>
-        <w:keepLines/>
-        <w:spacing w:after="80" w:line="300" w:lineRule="auto"/>
-        <w:numPr>
-          <w:ilvl w:val="0"/>
-          <w:numId w:val="14"/>
-        </w:numPr>
-      </w:pPr>
-      <w:r>
-        <w:t>American Physical Society. Материалы по истории термодинамики и смежных открытий.</w:t>
-      </w:r>
-      <w:r>
-        <w:t xml:space="preserve"> </w:t>
-      </w:r>
-      <w:hyperlink r:id="rId14">
-        <w:r>
-          <w:rPr>
-            <w:color w:val="0563C1"/>
-            <w:u w:val="single"/>
+            <w:sz w:val="20"/>
           </w:rPr>
           <w:t>https://www.aps.org/</w:t>
         </w:r>
       </w:hyperlink>
+      <w:r>
+        <w:rPr>
+          <w:sz w:val="20"/>
+        </w:rPr>
+      </w:r>
     </w:p>
     <w:sectPr>
-      <w:headerReference w:type="default" r:id="rId9"/>
-      <w:footerReference w:type="default" r:id="rId10"/>
-      <w:pgSz w:w="12240" w:h="15840"/>
-      <w:pgMar w:top="1440" w:right="1440" w:bottom="1440" w:left="1440" w:header="708" w:footer="708" w:gutter="0"/>
+      <w:footerReference w:type="default" r:id="rId13"/>
+      <w:pgSz w:w="11906" w:h="16838"/>
+      <w:pgMar w:top="1020" w:right="1134" w:bottom="1020" w:left="1134" w:header="720" w:footer="720" w:gutter="0"/>
       <w:cols w:space="720"/>
       <w:docGrid w:linePitch="360"/>
     </w:sectPr>
@@ -458,60 +390,11 @@
   <w:p>
     <w:pPr>
       <w:pStyle w:val="Footer"/>
-      <w:spacing w:before="0" w:after="0"/>
       <w:jc w:val="right"/>
     </w:pPr>
-    <w:r>
-      <w:rPr>
-        <w:rFonts w:ascii="Calibri" w:hAnsi="Calibri" w:cs="Calibri"/>
-        <w:color w:val="666666"/>
-        <w:sz w:val="18"/>
-      </w:rPr>
-      <w:t xml:space="preserve">Страница </w:t>
-    </w:r>
-    <w:r>
-      <w:rPr>
-        <w:rFonts w:ascii="Calibri" w:hAnsi="Calibri" w:cs="Calibri"/>
-        <w:color w:val="666666"/>
-        <w:sz w:val="18"/>
-      </w:rPr>
-      <w:fldChar w:fldCharType="begin"/>
-      <w:instrText xml:space="preserve"> PAGE </w:instrText>
-      <w:fldChar w:fldCharType="separate"/>
-      <w:t>1</w:t>
-      <w:fldChar w:fldCharType="end"/>
-    </w:r>
+    <w:fldSimple w:instr="PAGE"/>
   </w:p>
 </w:ftr>
-</file>
-
-<file path=word/header1.xml><?xml version="1.0" encoding="utf-8"?>
-<w:hdr xmlns:m="http://schemas.openxmlformats.org/officeDocument/2006/math" xmlns:mc="http://schemas.openxmlformats.org/markup-compatibility/2006" xmlns:mo="http://schemas.microsoft.com/office/mac/office/2008/main" xmlns:mv="urn:schemas-microsoft-com:mac:vml" xmlns:o="urn:schemas-microsoft-com:office:office" xmlns:r="http://schemas.openxmlformats.org/officeDocument/2006/relationships" xmlns:v="urn:schemas-microsoft-com:vml" xmlns:w10="urn:schemas-microsoft-com:office:word" xmlns:w14="http://schemas.microsoft.com/office/word/2010/wordml" xmlns:w="http://schemas.openxmlformats.org/wordprocessingml/2006/main" xmlns:wne="http://schemas.microsoft.com/office/word/2006/wordml" xmlns:wp14="http://schemas.microsoft.com/office/word/2010/wordprocessingDrawing" xmlns:wp="http://schemas.openxmlformats.org/drawingml/2006/wordprocessingDrawing" xmlns:wpc="http://schemas.microsoft.com/office/word/2010/wordprocessingCanvas" xmlns:wpg="http://schemas.microsoft.com/office/word/2010/wordprocessingGroup" xmlns:wpi="http://schemas.microsoft.com/office/word/2010/wordprocessingInk" xmlns:wps="http://schemas.microsoft.com/office/word/2010/wordprocessingShape" mc:Ignorable="w14 wp14">
-  <w:p>
-    <w:pPr>
-      <w:pStyle w:val="Header"/>
-      <w:spacing w:after="0"/>
-      <w:jc w:val="left"/>
-    </w:pPr>
-    <w:r>
-      <w:rPr>
-        <w:rFonts w:ascii="Calibri" w:hAnsi="Calibri" w:cs="Calibri"/>
-        <w:b/>
-        <w:color w:val="666666"/>
-        <w:sz w:val="18"/>
-      </w:rPr>
-      <w:t>Открытия и изобретения</w:t>
-    </w:r>
-    <w:r>
-      <w:rPr>
-        <w:rFonts w:ascii="Calibri" w:hAnsi="Calibri" w:cs="Calibri"/>
-        <w:color w:val="666666"/>
-        <w:sz w:val="18"/>
-      </w:rPr>
-      <w:t xml:space="preserve">    |    2. Знания, наука и измерения</w:t>
-    </w:r>
-  </w:p>
-</w:hdr>
 </file>
 
 <file path=word/numbering.xml><?xml version="1.0" encoding="utf-8"?>
@@ -714,96 +597,6 @@
   <w:num w:numId="9">
     <w:abstractNumId w:val="0"/>
   </w:num>
-  <w:abstractNum w:abstractNumId="9">
-    <w:multiLevelType w:val="singleLevel"/>
-    <w:lvl w:ilvl="0">
-      <w:start w:val="1"/>
-      <w:numFmt w:val="bullet"/>
-      <w:lvlText w:val="•"/>
-      <w:lvlJc w:val="left"/>
-      <w:pPr>
-        <w:tabs>
-          <w:tab w:val="num" w:pos="540"/>
-        </w:tabs>
-        <w:ind w:left="540" w:hanging="270"/>
-      </w:pPr>
-    </w:lvl>
-  </w:abstractNum>
-  <w:num w:numId="10">
-    <w:abstractNumId w:val="9"/>
-  </w:num>
-  <w:abstractNum w:abstractNumId="10">
-    <w:multiLevelType w:val="singleLevel"/>
-    <w:lvl w:ilvl="0">
-      <w:start w:val="1"/>
-      <w:numFmt w:val="decimal"/>
-      <w:lvlText w:val="%1."/>
-      <w:lvlJc w:val="left"/>
-      <w:pPr>
-        <w:tabs>
-          <w:tab w:val="num" w:pos="540"/>
-        </w:tabs>
-        <w:ind w:left="540" w:hanging="270"/>
-      </w:pPr>
-    </w:lvl>
-  </w:abstractNum>
-  <w:num w:numId="11">
-    <w:abstractNumId w:val="10"/>
-  </w:num>
-  <w:abstractNum w:abstractNumId="11">
-    <w:multiLevelType w:val="singleLevel"/>
-    <w:lvl w:ilvl="0">
-      <w:start w:val="1"/>
-      <w:numFmt w:val="decimal"/>
-      <w:lvlText w:val="%1."/>
-      <w:lvlJc w:val="left"/>
-      <w:pPr>
-        <w:tabs>
-          <w:tab w:val="num" w:pos="540"/>
-        </w:tabs>
-        <w:ind w:left="540" w:hanging="270"/>
-      </w:pPr>
-    </w:lvl>
-  </w:abstractNum>
-  <w:num w:numId="12">
-    <w:abstractNumId w:val="11"/>
-  </w:num>
-  <w:abstractNum w:abstractNumId="12">
-    <w:multiLevelType w:val="singleLevel"/>
-    <w:lvl w:ilvl="0">
-      <w:start w:val="1"/>
-      <w:numFmt w:val="decimal"/>
-      <w:lvlText w:val="%1."/>
-      <w:lvlJc w:val="left"/>
-      <w:pPr>
-        <w:tabs>
-          <w:tab w:val="num" w:pos="540"/>
-        </w:tabs>
-        <w:ind w:left="540" w:hanging="270"/>
-      </w:pPr>
-    </w:lvl>
-  </w:abstractNum>
-  <w:num w:numId="13">
-    <w:abstractNumId w:val="12"/>
-  </w:num>
-  <w:abstractNum w:abstractNumId="13">
-    <w:multiLevelType w:val="singleLevel"/>
-    <w:lvl w:ilvl="0">
-      <w:start w:val="1"/>
-      <w:numFmt w:val="decimal"/>
-      <w:lvlText w:val="%1."/>
-      <w:lvlJc w:val="left"/>
-      <w:pPr>
-        <w:tabs>
-          <w:tab w:val="num" w:pos="540"/>
-        </w:tabs>
-        <w:ind w:left="540" w:hanging="270"/>
-      </w:pPr>
-    </w:lvl>
-  </w:abstractNum>
-  <w:num w:numId="14">
-    <w:abstractNumId w:val="13"/>
-  </w:num>
 </w:numbering>
 </file>
 
@@ -812,7 +605,7 @@
   <w:docDefaults>
     <w:rPrDefault>
       <w:rPr>
-        <w:rFonts w:asciiTheme="minorHAnsi" w:eastAsiaTheme="minorEastAsia" w:hAnsiTheme="minorHAnsi" w:cstheme="minorBidi"/>
+        <w:rFonts/>
         <w:sz w:val="22"/>
         <w:szCs w:val="22"/>
         <w:lang w:val="en-US" w:eastAsia="en-US" w:bidi="ar-SA"/>
@@ -968,12 +761,13 @@
     <w:qFormat/>
     <w:rsid w:val="00FC693F"/>
     <w:pPr>
-      <w:widowControl/>
-      <w:spacing w:before="0" w:after="120" w:line="300" w:lineRule="auto"/>
+      <w:spacing w:after="120" w:line="259" w:lineRule="auto"/>
     </w:pPr>
     <w:rPr>
-      <w:rFonts w:ascii="Calibri" w:hAnsi="Calibri" w:cs="Calibri"/>
-      <w:sz w:val="22"/>
+      <w:rFonts w:ascii="Times New Roman" w:hAnsi="Times New Roman"/>
+      <w:color w:val="000000"/>
+      <w:sz w:val="24"/>
+      <w:lang w:val="ru-RU"/>
     </w:rPr>
   </w:style>
   <w:style w:type="paragraph" w:styleId="Header">
@@ -1031,16 +825,17 @@
     <w:pPr>
       <w:keepNext/>
       <w:keepLines/>
-      <w:spacing w:before="360" w:after="200"/>
+      <w:spacing w:before="480" w:after="120" w:line="259" w:lineRule="auto"/>
       <w:outlineLvl w:val="0"/>
     </w:pPr>
     <w:rPr>
-      <w:rFonts w:asciiTheme="majorHAnsi" w:eastAsiaTheme="majorEastAsia" w:hAnsiTheme="majorHAnsi" w:cstheme="majorBidi" w:ascii="Calibri" w:hAnsi="Calibri" w:cs="Calibri"/>
+      <w:rFonts w:ascii="Times New Roman" w:hAnsi="Times New Roman"/>
       <w:b/>
       <w:bCs/>
-      <w:color w:val="2E74B5"/>
-      <w:sz w:val="32"/>
+      <w:color w:val="000000"/>
+      <w:sz w:val="26"/>
       <w:szCs w:val="28"/>
+      <w:lang w:val="ru-RU"/>
     </w:rPr>
   </w:style>
   <w:style w:type="paragraph" w:styleId="Heading2">
@@ -1055,16 +850,17 @@
     <w:pPr>
       <w:keepNext/>
       <w:keepLines/>
-      <w:spacing w:before="280" w:after="140"/>
+      <w:spacing w:before="200" w:after="120" w:line="259" w:lineRule="auto"/>
       <w:outlineLvl w:val="1"/>
     </w:pPr>
     <w:rPr>
-      <w:rFonts w:asciiTheme="majorHAnsi" w:eastAsiaTheme="majorEastAsia" w:hAnsiTheme="majorHAnsi" w:cstheme="majorBidi" w:ascii="Calibri" w:hAnsi="Calibri" w:cs="Calibri"/>
+      <w:rFonts w:ascii="Times New Roman" w:hAnsi="Times New Roman"/>
       <w:b/>
       <w:bCs/>
-      <w:color w:val="2E74B5"/>
+      <w:color w:val="000000"/>
       <w:sz w:val="26"/>
       <w:szCs w:val="26"/>
+      <w:lang w:val="ru-RU"/>
     </w:rPr>
   </w:style>
   <w:style w:type="paragraph" w:styleId="Heading3">
@@ -1079,15 +875,14 @@
     <w:pPr>
       <w:keepNext/>
       <w:keepLines/>
-      <w:spacing w:before="200" w:after="100"/>
+      <w:spacing w:before="200" w:after="0"/>
       <w:outlineLvl w:val="2"/>
     </w:pPr>
     <w:rPr>
-      <w:rFonts w:asciiTheme="majorHAnsi" w:eastAsiaTheme="majorEastAsia" w:hAnsiTheme="majorHAnsi" w:cstheme="majorBidi" w:ascii="Calibri" w:hAnsi="Calibri" w:cs="Calibri"/>
+      <w:rFonts/>
       <w:b/>
       <w:bCs/>
-      <w:color w:val="1F4D78"/>
-      <w:sz w:val="24"/>
+      <w:color w:val="4F81BD" w:themeColor="accent1"/>
     </w:rPr>
   </w:style>
   <w:style w:type="paragraph" w:styleId="Heading4">
@@ -1107,7 +902,7 @@
       <w:outlineLvl w:val="3"/>
     </w:pPr>
     <w:rPr>
-      <w:rFonts w:asciiTheme="majorHAnsi" w:eastAsiaTheme="majorEastAsia" w:hAnsiTheme="majorHAnsi" w:cstheme="majorBidi"/>
+      <w:rFonts/>
       <w:b/>
       <w:bCs/>
       <w:i/>
@@ -1132,7 +927,7 @@
       <w:outlineLvl w:val="4"/>
     </w:pPr>
     <w:rPr>
-      <w:rFonts w:asciiTheme="majorHAnsi" w:eastAsiaTheme="majorEastAsia" w:hAnsiTheme="majorHAnsi" w:cstheme="majorBidi"/>
+      <w:rFonts/>
       <w:color w:val="243F60" w:themeColor="accent1" w:themeShade="7F"/>
     </w:rPr>
   </w:style>
@@ -1153,7 +948,7 @@
       <w:outlineLvl w:val="5"/>
     </w:pPr>
     <w:rPr>
-      <w:rFonts w:asciiTheme="majorHAnsi" w:eastAsiaTheme="majorEastAsia" w:hAnsiTheme="majorHAnsi" w:cstheme="majorBidi"/>
+      <w:rFonts/>
       <w:i/>
       <w:iCs/>
       <w:color w:val="243F60" w:themeColor="accent1" w:themeShade="7F"/>
@@ -1176,7 +971,7 @@
       <w:outlineLvl w:val="6"/>
     </w:pPr>
     <w:rPr>
-      <w:rFonts w:asciiTheme="majorHAnsi" w:eastAsiaTheme="majorEastAsia" w:hAnsiTheme="majorHAnsi" w:cstheme="majorBidi"/>
+      <w:rFonts/>
       <w:i/>
       <w:iCs/>
       <w:color w:val="404040" w:themeColor="text1" w:themeTint="BF"/>
@@ -1199,7 +994,7 @@
       <w:outlineLvl w:val="7"/>
     </w:pPr>
     <w:rPr>
-      <w:rFonts w:asciiTheme="majorHAnsi" w:eastAsiaTheme="majorEastAsia" w:hAnsiTheme="majorHAnsi" w:cstheme="majorBidi"/>
+      <w:rFonts/>
       <w:color w:val="4F81BD" w:themeColor="accent1"/>
       <w:sz w:val="20"/>
       <w:szCs w:val="20"/>
@@ -1222,7 +1017,7 @@
       <w:outlineLvl w:val="8"/>
     </w:pPr>
     <w:rPr>
-      <w:rFonts w:asciiTheme="majorHAnsi" w:eastAsiaTheme="majorEastAsia" w:hAnsiTheme="majorHAnsi" w:cstheme="majorBidi"/>
+      <w:rFonts/>
       <w:i/>
       <w:iCs/>
       <w:color w:val="404040" w:themeColor="text1" w:themeTint="BF"/>
@@ -1273,7 +1068,7 @@
     <w:uiPriority w:val="9"/>
     <w:rsid w:val="00FC693F"/>
     <w:rPr>
-      <w:rFonts w:asciiTheme="majorHAnsi" w:eastAsiaTheme="majorEastAsia" w:hAnsiTheme="majorHAnsi" w:cstheme="majorBidi"/>
+      <w:rFonts/>
       <w:b/>
       <w:bCs/>
       <w:color w:val="365F91" w:themeColor="accent1" w:themeShade="BF"/>
@@ -1288,7 +1083,7 @@
     <w:uiPriority w:val="9"/>
     <w:rsid w:val="00FC693F"/>
     <w:rPr>
-      <w:rFonts w:asciiTheme="majorHAnsi" w:eastAsiaTheme="majorEastAsia" w:hAnsiTheme="majorHAnsi" w:cstheme="majorBidi"/>
+      <w:rFonts/>
       <w:b/>
       <w:bCs/>
       <w:color w:val="4F81BD" w:themeColor="accent1"/>
@@ -1303,7 +1098,7 @@
     <w:uiPriority w:val="9"/>
     <w:rsid w:val="00FC693F"/>
     <w:rPr>
-      <w:rFonts w:asciiTheme="majorHAnsi" w:eastAsiaTheme="majorEastAsia" w:hAnsiTheme="majorHAnsi" w:cstheme="majorBidi"/>
+      <w:rFonts/>
       <w:b/>
       <w:bCs/>
       <w:color w:val="4F81BD" w:themeColor="accent1"/>
@@ -1318,19 +1113,17 @@
     <w:qFormat/>
     <w:rsid w:val="00FC693F"/>
     <w:pPr>
-      <w:pBdr>
-        <w:bottom w:val="single" w:sz="8" w:space="4" w:color="4F81BD" w:themeColor="accent1"/>
-      </w:pBdr>
-      <w:spacing w:after="300" w:line="240" w:lineRule="auto"/>
+      <w:spacing w:after="120" w:line="259" w:lineRule="auto"/>
       <w:contextualSpacing/>
     </w:pPr>
     <w:rPr>
-      <w:rFonts w:asciiTheme="majorHAnsi" w:eastAsiaTheme="majorEastAsia" w:hAnsiTheme="majorHAnsi" w:cstheme="majorBidi"/>
-      <w:color w:val="17365D" w:themeColor="text2" w:themeShade="BF"/>
+      <w:rFonts w:ascii="Times New Roman" w:hAnsi="Times New Roman"/>
+      <w:color w:val="000000"/>
       <w:spacing w:val="5"/>
       <w:kern w:val="28"/>
-      <w:sz w:val="52"/>
+      <w:sz w:val="40"/>
       <w:szCs w:val="52"/>
+      <w:lang w:val="ru-RU"/>
     </w:rPr>
   </w:style>
   <w:style w:type="character" w:customStyle="1" w:styleId="TitleChar">
@@ -1340,7 +1133,7 @@
     <w:uiPriority w:val="10"/>
     <w:rsid w:val="00FC693F"/>
     <w:rPr>
-      <w:rFonts w:asciiTheme="majorHAnsi" w:eastAsiaTheme="majorEastAsia" w:hAnsiTheme="majorHAnsi" w:cstheme="majorBidi"/>
+      <w:rFonts/>
       <w:color w:val="17365D" w:themeColor="text2" w:themeShade="BF"/>
       <w:spacing w:val="5"/>
       <w:kern w:val="28"/>
@@ -1362,7 +1155,7 @@
       </w:numPr>
     </w:pPr>
     <w:rPr>
-      <w:rFonts w:asciiTheme="majorHAnsi" w:eastAsiaTheme="majorEastAsia" w:hAnsiTheme="majorHAnsi" w:cstheme="majorBidi"/>
+      <w:rFonts/>
       <w:i/>
       <w:iCs/>
       <w:color w:val="4F81BD" w:themeColor="accent1"/>
@@ -1378,7 +1171,7 @@
     <w:uiPriority w:val="11"/>
     <w:rsid w:val="00FC693F"/>
     <w:rPr>
-      <w:rFonts w:asciiTheme="majorHAnsi" w:eastAsiaTheme="majorEastAsia" w:hAnsiTheme="majorHAnsi" w:cstheme="majorBidi"/>
+      <w:rFonts/>
       <w:i/>
       <w:iCs/>
       <w:color w:val="4F81BD" w:themeColor="accent1"/>
@@ -1503,8 +1296,15 @@
       <w:numPr>
         <w:numId w:val="1"/>
       </w:numPr>
+      <w:spacing w:after="120" w:line="259" w:lineRule="auto"/>
       <w:contextualSpacing/>
     </w:pPr>
+    <w:rPr>
+      <w:rFonts w:ascii="Times New Roman" w:hAnsi="Times New Roman"/>
+      <w:color w:val="000000"/>
+      <w:sz w:val="24"/>
+      <w:lang w:val="ru-RU"/>
+    </w:rPr>
   </w:style>
   <w:style w:type="paragraph" w:styleId="ListBullet2">
     <w:name w:val="List Bullet 2"/>
@@ -1676,7 +1476,7 @@
     <w:semiHidden/>
     <w:rsid w:val="00FC693F"/>
     <w:rPr>
-      <w:rFonts w:asciiTheme="majorHAnsi" w:eastAsiaTheme="majorEastAsia" w:hAnsiTheme="majorHAnsi" w:cstheme="majorBidi"/>
+      <w:rFonts/>
       <w:b/>
       <w:bCs/>
       <w:i/>
@@ -1692,7 +1492,7 @@
     <w:semiHidden/>
     <w:rsid w:val="00FC693F"/>
     <w:rPr>
-      <w:rFonts w:asciiTheme="majorHAnsi" w:eastAsiaTheme="majorEastAsia" w:hAnsiTheme="majorHAnsi" w:cstheme="majorBidi"/>
+      <w:rFonts/>
       <w:color w:val="243F60" w:themeColor="accent1" w:themeShade="7F"/>
     </w:rPr>
   </w:style>
@@ -1704,7 +1504,7 @@
     <w:semiHidden/>
     <w:rsid w:val="00FC693F"/>
     <w:rPr>
-      <w:rFonts w:asciiTheme="majorHAnsi" w:eastAsiaTheme="majorEastAsia" w:hAnsiTheme="majorHAnsi" w:cstheme="majorBidi"/>
+      <w:rFonts/>
       <w:i/>
       <w:iCs/>
       <w:color w:val="243F60" w:themeColor="accent1" w:themeShade="7F"/>
@@ -1718,7 +1518,7 @@
     <w:semiHidden/>
     <w:rsid w:val="00FC693F"/>
     <w:rPr>
-      <w:rFonts w:asciiTheme="majorHAnsi" w:eastAsiaTheme="majorEastAsia" w:hAnsiTheme="majorHAnsi" w:cstheme="majorBidi"/>
+      <w:rFonts/>
       <w:i/>
       <w:iCs/>
       <w:color w:val="404040" w:themeColor="text1" w:themeTint="BF"/>
@@ -1732,7 +1532,7 @@
     <w:semiHidden/>
     <w:rsid w:val="00FC693F"/>
     <w:rPr>
-      <w:rFonts w:asciiTheme="majorHAnsi" w:eastAsiaTheme="majorEastAsia" w:hAnsiTheme="majorHAnsi" w:cstheme="majorBidi"/>
+      <w:rFonts/>
       <w:color w:val="4F81BD" w:themeColor="accent1"/>
       <w:sz w:val="20"/>
       <w:szCs w:val="20"/>
@@ -1746,7 +1546,7 @@
     <w:semiHidden/>
     <w:rsid w:val="00FC693F"/>
     <w:rPr>
-      <w:rFonts w:asciiTheme="majorHAnsi" w:eastAsiaTheme="majorEastAsia" w:hAnsiTheme="majorHAnsi" w:cstheme="majorBidi"/>
+      <w:rFonts/>
       <w:i/>
       <w:iCs/>
       <w:color w:val="404040" w:themeColor="text1" w:themeTint="BF"/>
@@ -1805,9 +1605,6 @@
     <w:qFormat/>
     <w:rsid w:val="00FC693F"/>
     <w:pPr>
-      <w:pBdr>
-        <w:bottom w:val="single" w:sz="4" w:space="4" w:color="4F81BD" w:themeColor="accent1"/>
-      </w:pBdr>
       <w:spacing w:before="200" w:after="280"/>
       <w:ind w:left="936" w:right="936"/>
     </w:pPr>
@@ -3335,7 +3132,7 @@
         <w:spacing w:before="0" w:after="0" w:line="240" w:lineRule="auto"/>
       </w:pPr>
       <w:rPr>
-        <w:rFonts w:asciiTheme="majorHAnsi" w:eastAsiaTheme="majorEastAsia" w:hAnsiTheme="majorHAnsi" w:cstheme="majorBidi"/>
+        <w:rFonts/>
         <w:b/>
         <w:bCs/>
       </w:rPr>
@@ -3356,7 +3153,7 @@
         <w:spacing w:before="0" w:after="0" w:line="240" w:lineRule="auto"/>
       </w:pPr>
       <w:rPr>
-        <w:rFonts w:asciiTheme="majorHAnsi" w:eastAsiaTheme="majorEastAsia" w:hAnsiTheme="majorHAnsi" w:cstheme="majorBidi"/>
+        <w:rFonts/>
         <w:b/>
         <w:bCs/>
       </w:rPr>
@@ -3374,14 +3171,14 @@
     </w:tblStylePr>
     <w:tblStylePr w:type="firstCol">
       <w:rPr>
-        <w:rFonts w:asciiTheme="majorHAnsi" w:eastAsiaTheme="majorEastAsia" w:hAnsiTheme="majorHAnsi" w:cstheme="majorBidi"/>
+        <w:rFonts/>
         <w:b/>
         <w:bCs/>
       </w:rPr>
     </w:tblStylePr>
     <w:tblStylePr w:type="lastCol">
       <w:rPr>
-        <w:rFonts w:asciiTheme="majorHAnsi" w:eastAsiaTheme="majorEastAsia" w:hAnsiTheme="majorHAnsi" w:cstheme="majorBidi"/>
+        <w:rFonts/>
         <w:b/>
         <w:bCs/>
       </w:rPr>
@@ -3465,7 +3262,7 @@
         <w:spacing w:before="0" w:after="0" w:line="240" w:lineRule="auto"/>
       </w:pPr>
       <w:rPr>
-        <w:rFonts w:asciiTheme="majorHAnsi" w:eastAsiaTheme="majorEastAsia" w:hAnsiTheme="majorHAnsi" w:cstheme="majorBidi"/>
+        <w:rFonts/>
         <w:b/>
         <w:bCs/>
       </w:rPr>
@@ -3486,7 +3283,7 @@
         <w:spacing w:before="0" w:after="0" w:line="240" w:lineRule="auto"/>
       </w:pPr>
       <w:rPr>
-        <w:rFonts w:asciiTheme="majorHAnsi" w:eastAsiaTheme="majorEastAsia" w:hAnsiTheme="majorHAnsi" w:cstheme="majorBidi"/>
+        <w:rFonts/>
         <w:b/>
         <w:bCs/>
       </w:rPr>
@@ -3504,14 +3301,14 @@
     </w:tblStylePr>
     <w:tblStylePr w:type="firstCol">
       <w:rPr>
-        <w:rFonts w:asciiTheme="majorHAnsi" w:eastAsiaTheme="majorEastAsia" w:hAnsiTheme="majorHAnsi" w:cstheme="majorBidi"/>
+        <w:rFonts/>
         <w:b/>
         <w:bCs/>
       </w:rPr>
     </w:tblStylePr>
     <w:tblStylePr w:type="lastCol">
       <w:rPr>
-        <w:rFonts w:asciiTheme="majorHAnsi" w:eastAsiaTheme="majorEastAsia" w:hAnsiTheme="majorHAnsi" w:cstheme="majorBidi"/>
+        <w:rFonts/>
         <w:b/>
         <w:bCs/>
       </w:rPr>
@@ -3595,7 +3392,7 @@
         <w:spacing w:before="0" w:after="0" w:line="240" w:lineRule="auto"/>
       </w:pPr>
       <w:rPr>
-        <w:rFonts w:asciiTheme="majorHAnsi" w:eastAsiaTheme="majorEastAsia" w:hAnsiTheme="majorHAnsi" w:cstheme="majorBidi"/>
+        <w:rFonts/>
         <w:b/>
         <w:bCs/>
       </w:rPr>
@@ -3616,7 +3413,7 @@
         <w:spacing w:before="0" w:after="0" w:line="240" w:lineRule="auto"/>
       </w:pPr>
       <w:rPr>
-        <w:rFonts w:asciiTheme="majorHAnsi" w:eastAsiaTheme="majorEastAsia" w:hAnsiTheme="majorHAnsi" w:cstheme="majorBidi"/>
+        <w:rFonts/>
         <w:b/>
         <w:bCs/>
       </w:rPr>
@@ -3634,14 +3431,14 @@
     </w:tblStylePr>
     <w:tblStylePr w:type="firstCol">
       <w:rPr>
-        <w:rFonts w:asciiTheme="majorHAnsi" w:eastAsiaTheme="majorEastAsia" w:hAnsiTheme="majorHAnsi" w:cstheme="majorBidi"/>
+        <w:rFonts/>
         <w:b/>
         <w:bCs/>
       </w:rPr>
     </w:tblStylePr>
     <w:tblStylePr w:type="lastCol">
       <w:rPr>
-        <w:rFonts w:asciiTheme="majorHAnsi" w:eastAsiaTheme="majorEastAsia" w:hAnsiTheme="majorHAnsi" w:cstheme="majorBidi"/>
+        <w:rFonts/>
         <w:b/>
         <w:bCs/>
       </w:rPr>
@@ -3725,7 +3522,7 @@
         <w:spacing w:before="0" w:after="0" w:line="240" w:lineRule="auto"/>
       </w:pPr>
       <w:rPr>
-        <w:rFonts w:asciiTheme="majorHAnsi" w:eastAsiaTheme="majorEastAsia" w:hAnsiTheme="majorHAnsi" w:cstheme="majorBidi"/>
+        <w:rFonts/>
         <w:b/>
         <w:bCs/>
       </w:rPr>
@@ -3746,7 +3543,7 @@
         <w:spacing w:before="0" w:after="0" w:line="240" w:lineRule="auto"/>
       </w:pPr>
       <w:rPr>
-        <w:rFonts w:asciiTheme="majorHAnsi" w:eastAsiaTheme="majorEastAsia" w:hAnsiTheme="majorHAnsi" w:cstheme="majorBidi"/>
+        <w:rFonts/>
         <w:b/>
         <w:bCs/>
       </w:rPr>
@@ -3764,14 +3561,14 @@
     </w:tblStylePr>
     <w:tblStylePr w:type="firstCol">
       <w:rPr>
-        <w:rFonts w:asciiTheme="majorHAnsi" w:eastAsiaTheme="majorEastAsia" w:hAnsiTheme="majorHAnsi" w:cstheme="majorBidi"/>
+        <w:rFonts/>
         <w:b/>
         <w:bCs/>
       </w:rPr>
     </w:tblStylePr>
     <w:tblStylePr w:type="lastCol">
       <w:rPr>
-        <w:rFonts w:asciiTheme="majorHAnsi" w:eastAsiaTheme="majorEastAsia" w:hAnsiTheme="majorHAnsi" w:cstheme="majorBidi"/>
+        <w:rFonts/>
         <w:b/>
         <w:bCs/>
       </w:rPr>
@@ -3855,7 +3652,7 @@
         <w:spacing w:before="0" w:after="0" w:line="240" w:lineRule="auto"/>
       </w:pPr>
       <w:rPr>
-        <w:rFonts w:asciiTheme="majorHAnsi" w:eastAsiaTheme="majorEastAsia" w:hAnsiTheme="majorHAnsi" w:cstheme="majorBidi"/>
+        <w:rFonts/>
         <w:b/>
         <w:bCs/>
       </w:rPr>
@@ -3876,7 +3673,7 @@
         <w:spacing w:before="0" w:after="0" w:line="240" w:lineRule="auto"/>
       </w:pPr>
       <w:rPr>
-        <w:rFonts w:asciiTheme="majorHAnsi" w:eastAsiaTheme="majorEastAsia" w:hAnsiTheme="majorHAnsi" w:cstheme="majorBidi"/>
+        <w:rFonts/>
         <w:b/>
         <w:bCs/>
       </w:rPr>
@@ -3894,14 +3691,14 @@
     </w:tblStylePr>
     <w:tblStylePr w:type="firstCol">
       <w:rPr>
-        <w:rFonts w:asciiTheme="majorHAnsi" w:eastAsiaTheme="majorEastAsia" w:hAnsiTheme="majorHAnsi" w:cstheme="majorBidi"/>
+        <w:rFonts/>
         <w:b/>
         <w:bCs/>
       </w:rPr>
     </w:tblStylePr>
     <w:tblStylePr w:type="lastCol">
       <w:rPr>
-        <w:rFonts w:asciiTheme="majorHAnsi" w:eastAsiaTheme="majorEastAsia" w:hAnsiTheme="majorHAnsi" w:cstheme="majorBidi"/>
+        <w:rFonts/>
         <w:b/>
         <w:bCs/>
       </w:rPr>
@@ -3985,7 +3782,7 @@
         <w:spacing w:before="0" w:after="0" w:line="240" w:lineRule="auto"/>
       </w:pPr>
       <w:rPr>
-        <w:rFonts w:asciiTheme="majorHAnsi" w:eastAsiaTheme="majorEastAsia" w:hAnsiTheme="majorHAnsi" w:cstheme="majorBidi"/>
+        <w:rFonts/>
         <w:b/>
         <w:bCs/>
       </w:rPr>
@@ -4006,7 +3803,7 @@
         <w:spacing w:before="0" w:after="0" w:line="240" w:lineRule="auto"/>
       </w:pPr>
       <w:rPr>
-        <w:rFonts w:asciiTheme="majorHAnsi" w:eastAsiaTheme="majorEastAsia" w:hAnsiTheme="majorHAnsi" w:cstheme="majorBidi"/>
+        <w:rFonts/>
         <w:b/>
         <w:bCs/>
       </w:rPr>
@@ -4024,14 +3821,14 @@
     </w:tblStylePr>
     <w:tblStylePr w:type="firstCol">
       <w:rPr>
-        <w:rFonts w:asciiTheme="majorHAnsi" w:eastAsiaTheme="majorEastAsia" w:hAnsiTheme="majorHAnsi" w:cstheme="majorBidi"/>
+        <w:rFonts/>
         <w:b/>
         <w:bCs/>
       </w:rPr>
     </w:tblStylePr>
     <w:tblStylePr w:type="lastCol">
       <w:rPr>
-        <w:rFonts w:asciiTheme="majorHAnsi" w:eastAsiaTheme="majorEastAsia" w:hAnsiTheme="majorHAnsi" w:cstheme="majorBidi"/>
+        <w:rFonts/>
         <w:b/>
         <w:bCs/>
       </w:rPr>
@@ -4115,7 +3912,7 @@
         <w:spacing w:before="0" w:after="0" w:line="240" w:lineRule="auto"/>
       </w:pPr>
       <w:rPr>
-        <w:rFonts w:asciiTheme="majorHAnsi" w:eastAsiaTheme="majorEastAsia" w:hAnsiTheme="majorHAnsi" w:cstheme="majorBidi"/>
+        <w:rFonts/>
         <w:b/>
         <w:bCs/>
       </w:rPr>
@@ -4136,7 +3933,7 @@
         <w:spacing w:before="0" w:after="0" w:line="240" w:lineRule="auto"/>
       </w:pPr>
       <w:rPr>
-        <w:rFonts w:asciiTheme="majorHAnsi" w:eastAsiaTheme="majorEastAsia" w:hAnsiTheme="majorHAnsi" w:cstheme="majorBidi"/>
+        <w:rFonts/>
         <w:b/>
         <w:bCs/>
       </w:rPr>
@@ -4154,14 +3951,14 @@
     </w:tblStylePr>
     <w:tblStylePr w:type="firstCol">
       <w:rPr>
-        <w:rFonts w:asciiTheme="majorHAnsi" w:eastAsiaTheme="majorEastAsia" w:hAnsiTheme="majorHAnsi" w:cstheme="majorBidi"/>
+        <w:rFonts/>
         <w:b/>
         <w:bCs/>
       </w:rPr>
     </w:tblStylePr>
     <w:tblStylePr w:type="lastCol">
       <w:rPr>
-        <w:rFonts w:asciiTheme="majorHAnsi" w:eastAsiaTheme="majorEastAsia" w:hAnsiTheme="majorHAnsi" w:cstheme="majorBidi"/>
+        <w:rFonts/>
         <w:b/>
         <w:bCs/>
       </w:rPr>
@@ -6026,7 +5823,7 @@
     </w:tblPr>
     <w:tblStylePr w:type="firstRow">
       <w:rPr>
-        <w:rFonts w:asciiTheme="majorHAnsi" w:eastAsiaTheme="majorEastAsia" w:hAnsiTheme="majorHAnsi" w:cstheme="majorBidi"/>
+        <w:rFonts/>
       </w:rPr>
       <w:tblPr/>
       <w:tcPr>
@@ -6110,7 +5907,7 @@
     </w:tblPr>
     <w:tblStylePr w:type="firstRow">
       <w:rPr>
-        <w:rFonts w:asciiTheme="majorHAnsi" w:eastAsiaTheme="majorEastAsia" w:hAnsiTheme="majorHAnsi" w:cstheme="majorBidi"/>
+        <w:rFonts/>
       </w:rPr>
       <w:tblPr/>
       <w:tcPr>
@@ -6194,7 +5991,7 @@
     </w:tblPr>
     <w:tblStylePr w:type="firstRow">
       <w:rPr>
-        <w:rFonts w:asciiTheme="majorHAnsi" w:eastAsiaTheme="majorEastAsia" w:hAnsiTheme="majorHAnsi" w:cstheme="majorBidi"/>
+        <w:rFonts/>
       </w:rPr>
       <w:tblPr/>
       <w:tcPr>
@@ -6278,7 +6075,7 @@
     </w:tblPr>
     <w:tblStylePr w:type="firstRow">
       <w:rPr>
-        <w:rFonts w:asciiTheme="majorHAnsi" w:eastAsiaTheme="majorEastAsia" w:hAnsiTheme="majorHAnsi" w:cstheme="majorBidi"/>
+        <w:rFonts/>
       </w:rPr>
       <w:tblPr/>
       <w:tcPr>
@@ -6362,7 +6159,7 @@
     </w:tblPr>
     <w:tblStylePr w:type="firstRow">
       <w:rPr>
-        <w:rFonts w:asciiTheme="majorHAnsi" w:eastAsiaTheme="majorEastAsia" w:hAnsiTheme="majorHAnsi" w:cstheme="majorBidi"/>
+        <w:rFonts/>
       </w:rPr>
       <w:tblPr/>
       <w:tcPr>
@@ -6446,7 +6243,7 @@
     </w:tblPr>
     <w:tblStylePr w:type="firstRow">
       <w:rPr>
-        <w:rFonts w:asciiTheme="majorHAnsi" w:eastAsiaTheme="majorEastAsia" w:hAnsiTheme="majorHAnsi" w:cstheme="majorBidi"/>
+        <w:rFonts/>
       </w:rPr>
       <w:tblPr/>
       <w:tcPr>
@@ -6530,7 +6327,7 @@
     </w:tblPr>
     <w:tblStylePr w:type="firstRow">
       <w:rPr>
-        <w:rFonts w:asciiTheme="majorHAnsi" w:eastAsiaTheme="majorEastAsia" w:hAnsiTheme="majorHAnsi" w:cstheme="majorBidi"/>
+        <w:rFonts/>
       </w:rPr>
       <w:tblPr/>
       <w:tcPr>
@@ -6595,7 +6392,7 @@
       <w:spacing w:after="0" w:line="240" w:lineRule="auto"/>
     </w:pPr>
     <w:rPr>
-      <w:rFonts w:asciiTheme="majorHAnsi" w:eastAsiaTheme="majorEastAsia" w:hAnsiTheme="majorHAnsi" w:cstheme="majorBidi"/>
+      <w:rFonts/>
       <w:color w:val="000000" w:themeColor="text1"/>
     </w:rPr>
     <w:tblPr>
@@ -6723,7 +6520,7 @@
       <w:spacing w:after="0" w:line="240" w:lineRule="auto"/>
     </w:pPr>
     <w:rPr>
-      <w:rFonts w:asciiTheme="majorHAnsi" w:eastAsiaTheme="majorEastAsia" w:hAnsiTheme="majorHAnsi" w:cstheme="majorBidi"/>
+      <w:rFonts/>
       <w:color w:val="000000" w:themeColor="text1"/>
     </w:rPr>
     <w:tblPr>
@@ -6851,7 +6648,7 @@
       <w:spacing w:after="0" w:line="240" w:lineRule="auto"/>
     </w:pPr>
     <w:rPr>
-      <w:rFonts w:asciiTheme="majorHAnsi" w:eastAsiaTheme="majorEastAsia" w:hAnsiTheme="majorHAnsi" w:cstheme="majorBidi"/>
+      <w:rFonts/>
       <w:color w:val="000000" w:themeColor="text1"/>
     </w:rPr>
     <w:tblPr>
@@ -6979,7 +6776,7 @@
       <w:spacing w:after="0" w:line="240" w:lineRule="auto"/>
     </w:pPr>
     <w:rPr>
-      <w:rFonts w:asciiTheme="majorHAnsi" w:eastAsiaTheme="majorEastAsia" w:hAnsiTheme="majorHAnsi" w:cstheme="majorBidi"/>
+      <w:rFonts/>
       <w:color w:val="000000" w:themeColor="text1"/>
     </w:rPr>
     <w:tblPr>
@@ -7107,7 +6904,7 @@
       <w:spacing w:after="0" w:line="240" w:lineRule="auto"/>
     </w:pPr>
     <w:rPr>
-      <w:rFonts w:asciiTheme="majorHAnsi" w:eastAsiaTheme="majorEastAsia" w:hAnsiTheme="majorHAnsi" w:cstheme="majorBidi"/>
+      <w:rFonts/>
       <w:color w:val="000000" w:themeColor="text1"/>
     </w:rPr>
     <w:tblPr>
@@ -7235,7 +7032,7 @@
       <w:spacing w:after="0" w:line="240" w:lineRule="auto"/>
     </w:pPr>
     <w:rPr>
-      <w:rFonts w:asciiTheme="majorHAnsi" w:eastAsiaTheme="majorEastAsia" w:hAnsiTheme="majorHAnsi" w:cstheme="majorBidi"/>
+      <w:rFonts/>
       <w:color w:val="000000" w:themeColor="text1"/>
     </w:rPr>
     <w:tblPr>
@@ -7363,7 +7160,7 @@
       <w:spacing w:after="0" w:line="240" w:lineRule="auto"/>
     </w:pPr>
     <w:rPr>
-      <w:rFonts w:asciiTheme="majorHAnsi" w:eastAsiaTheme="majorEastAsia" w:hAnsiTheme="majorHAnsi" w:cstheme="majorBidi"/>
+      <w:rFonts/>
       <w:color w:val="000000" w:themeColor="text1"/>
     </w:rPr>
     <w:tblPr>
@@ -8002,7 +7799,7 @@
       <w:spacing w:after="0" w:line="240" w:lineRule="auto"/>
     </w:pPr>
     <w:rPr>
-      <w:rFonts w:asciiTheme="majorHAnsi" w:eastAsiaTheme="majorEastAsia" w:hAnsiTheme="majorHAnsi" w:cstheme="majorBidi"/>
+      <w:rFonts/>
       <w:color w:val="000000" w:themeColor="text1"/>
     </w:rPr>
     <w:tblPr>
@@ -8127,7 +7924,7 @@
       <w:spacing w:after="0" w:line="240" w:lineRule="auto"/>
     </w:pPr>
     <w:rPr>
-      <w:rFonts w:asciiTheme="majorHAnsi" w:eastAsiaTheme="majorEastAsia" w:hAnsiTheme="majorHAnsi" w:cstheme="majorBidi"/>
+      <w:rFonts/>
       <w:color w:val="000000" w:themeColor="text1"/>
     </w:rPr>
     <w:tblPr>
@@ -8252,7 +8049,7 @@
       <w:spacing w:after="0" w:line="240" w:lineRule="auto"/>
     </w:pPr>
     <w:rPr>
-      <w:rFonts w:asciiTheme="majorHAnsi" w:eastAsiaTheme="majorEastAsia" w:hAnsiTheme="majorHAnsi" w:cstheme="majorBidi"/>
+      <w:rFonts/>
       <w:color w:val="000000" w:themeColor="text1"/>
     </w:rPr>
     <w:tblPr>
@@ -8377,7 +8174,7 @@
       <w:spacing w:after="0" w:line="240" w:lineRule="auto"/>
     </w:pPr>
     <w:rPr>
-      <w:rFonts w:asciiTheme="majorHAnsi" w:eastAsiaTheme="majorEastAsia" w:hAnsiTheme="majorHAnsi" w:cstheme="majorBidi"/>
+      <w:rFonts/>
       <w:color w:val="000000" w:themeColor="text1"/>
     </w:rPr>
     <w:tblPr>
@@ -8502,7 +8299,7 @@
       <w:spacing w:after="0" w:line="240" w:lineRule="auto"/>
     </w:pPr>
     <w:rPr>
-      <w:rFonts w:asciiTheme="majorHAnsi" w:eastAsiaTheme="majorEastAsia" w:hAnsiTheme="majorHAnsi" w:cstheme="majorBidi"/>
+      <w:rFonts/>
       <w:color w:val="000000" w:themeColor="text1"/>
     </w:rPr>
     <w:tblPr>
@@ -8627,7 +8424,7 @@
       <w:spacing w:after="0" w:line="240" w:lineRule="auto"/>
     </w:pPr>
     <w:rPr>
-      <w:rFonts w:asciiTheme="majorHAnsi" w:eastAsiaTheme="majorEastAsia" w:hAnsiTheme="majorHAnsi" w:cstheme="majorBidi"/>
+      <w:rFonts/>
       <w:color w:val="000000" w:themeColor="text1"/>
     </w:rPr>
     <w:tblPr>
@@ -8752,7 +8549,7 @@
       <w:spacing w:after="0" w:line="240" w:lineRule="auto"/>
     </w:pPr>
     <w:rPr>
-      <w:rFonts w:asciiTheme="majorHAnsi" w:eastAsiaTheme="majorEastAsia" w:hAnsiTheme="majorHAnsi" w:cstheme="majorBidi"/>
+      <w:rFonts/>
       <w:color w:val="000000" w:themeColor="text1"/>
     </w:rPr>
     <w:tblPr>
